--- a/17 18 20/5.Power Bi/1) Strarting/Requirment.docx
+++ b/17 18 20/5.Power Bi/1) Strarting/Requirment.docx
@@ -24,51 +24,29 @@
           <w:sz w:val="20"/>
           <w:szCs w:val="20"/>
         </w:rPr>
-        <w:t>R</w:t>
+        <w:t>Region</w:t>
       </w:r>
       <w:r>
         <w:rPr>
           <w:rStyle w:val="token"/>
           <w:rFonts w:ascii="Candara" w:hAnsi="Candara" w:cs="Segoe UI"/>
           <w:caps/>
+          <w:color w:val="A19F9D"/>
+          <w:sz w:val="20"/>
+          <w:szCs w:val="20"/>
+        </w:rPr>
+        <w:t xml:space="preserve"> </w:t>
+      </w:r>
+      <w:r>
+        <w:rPr>
+          <w:rStyle w:val="token"/>
+          <w:rFonts w:ascii="Candara" w:hAnsi="Candara" w:cs="Segoe UI"/>
+          <w:caps/>
           <w:color w:val="252423"/>
           <w:sz w:val="20"/>
           <w:szCs w:val="20"/>
         </w:rPr>
-        <w:t>egion</w:t>
-      </w:r>
-      <w:r>
-        <w:rPr>
-          <w:rStyle w:val="token"/>
-          <w:rFonts w:ascii="Candara" w:hAnsi="Candara" w:cs="Segoe UI"/>
-          <w:caps/>
-          <w:color w:val="A19F9D"/>
-          <w:sz w:val="20"/>
-          <w:szCs w:val="20"/>
-        </w:rPr>
-        <w:t xml:space="preserve"> </w:t>
-      </w:r>
-      <w:r>
-        <w:rPr>
-          <w:rStyle w:val="token"/>
-          <w:rFonts w:ascii="Candara" w:hAnsi="Candara" w:cs="Segoe UI"/>
-          <w:caps/>
-          <w:color w:val="252423"/>
-          <w:sz w:val="20"/>
-          <w:szCs w:val="20"/>
-        </w:rPr>
-        <w:t>S</w:t>
-      </w:r>
-      <w:r>
-        <w:rPr>
-          <w:rStyle w:val="token"/>
-          <w:rFonts w:ascii="Candara" w:hAnsi="Candara" w:cs="Segoe UI"/>
-          <w:caps/>
-          <w:color w:val="252423"/>
-          <w:sz w:val="20"/>
-          <w:szCs w:val="20"/>
-        </w:rPr>
-        <w:t>ales</w:t>
+        <w:t>Sales</w:t>
       </w:r>
       <w:r>
         <w:rPr>
@@ -234,6 +212,7 @@
           <w:numId w:val="1"/>
         </w:numPr>
         <w:rPr>
+          <w:rStyle w:val="token"/>
           <w:rFonts w:ascii="Candara" w:hAnsi="Candara"/>
           <w:caps/>
         </w:rPr>
@@ -247,6 +226,29 @@
           <w:szCs w:val="20"/>
         </w:rPr>
         <w:t>Order date vs sales</w:t>
+      </w:r>
+    </w:p>
+    <w:p>
+      <w:pPr>
+        <w:rPr>
+          <w:rFonts w:ascii="Candara" w:hAnsi="Candara"/>
+          <w:caps/>
+        </w:rPr>
+      </w:pPr>
+    </w:p>
+    <w:p>
+      <w:pPr>
+        <w:rPr>
+          <w:rFonts w:ascii="Candara" w:hAnsi="Candara"/>
+          <w:caps/>
+        </w:rPr>
+      </w:pPr>
+      <w:r>
+        <w:rPr>
+          <w:rFonts w:ascii="Candara" w:hAnsi="Candara"/>
+          <w:caps/>
+        </w:rPr>
+        <w:t>CTRL /</w:t>
       </w:r>
       <w:bookmarkStart w:id="0" w:name="_GoBack"/>
       <w:bookmarkEnd w:id="0"/>
